--- a/docs/03_SYSTEM_FLOW_AND_SCENARIOS.docx
+++ b/docs/03_SYSTEM_FLOW_AND_SCENARIOS.docx
@@ -12,7 +12,7 @@
           <w:rFonts w:ascii="Sarabun" w:hAnsi="Sarabun"/>
           <w:b/>
           <w:color w:val="0F172A"/>
-          <w:sz w:val="40"/>
+          <w:sz w:val="36"/>
         </w:rPr>
         <w:t>แผนภาพเส้นทางการทำงานและสถานการณ์โจทย์ (System Flow &amp; Scenarios)</w:t>
       </w:r>
@@ -27,7 +27,7 @@
           <w:rFonts w:ascii="Sarabun" w:hAnsi="Sarabun"/>
           <w:b/>
           <w:color w:val="1E3A8A"/>
-          <w:sz w:val="30"/>
+          <w:sz w:val="28"/>
         </w:rPr>
         <w:t>โครงงาน: EBOOK_ONLINE (Mini Project Database ร้านขาย E-Book)</w:t>
       </w:r>
@@ -84,7 +84,7 @@
           <w:rFonts w:ascii="Sarabun" w:hAnsi="Sarabun"/>
           <w:b/>
           <w:color w:val="1E3A8A"/>
-          <w:sz w:val="30"/>
+          <w:sz w:val="28"/>
         </w:rPr>
         <w:t>1. การวิเคราะห์ตัวละครและบทบาท (Actors &amp; Roles)</w:t>
       </w:r>
@@ -180,7 +180,7 @@
           <w:rFonts w:ascii="Sarabun" w:hAnsi="Sarabun"/>
           <w:b/>
           <w:color w:val="1E3A8A"/>
-          <w:sz w:val="30"/>
+          <w:sz w:val="28"/>
         </w:rPr>
         <w:t>2. แผนภาพเส้นทางการสั่งซื้อจนถึงดาวน์โหลด (Customer to Admin Flow)</w:t>
       </w:r>
@@ -332,7 +332,7 @@
           <w:rFonts w:ascii="Sarabun" w:hAnsi="Sarabun"/>
           <w:b/>
           <w:color w:val="1E3A8A"/>
-          <w:sz w:val="30"/>
+          <w:sz w:val="28"/>
         </w:rPr>
         <w:t>3. วงจรสถานะคำสั่งซื้อและเงื่อนไขความปลอดภัย (Order Lifecycle &amp; Access Gate)</w:t>
       </w:r>
@@ -439,7 +439,7 @@
         <w:rPr>
           <w:rFonts w:ascii="Sarabun" w:hAnsi="Sarabun"/>
           <w:b/>
-          <w:color w:val="334155"/>
+          <w:color w:val="256333"/>
           <w:sz w:val="26"/>
         </w:rPr>
         <w:t>กฎข้อห้ามเด็ดขาด (Security Rule)</w:t>
@@ -551,7 +551,7 @@
           <w:rFonts w:ascii="Sarabun" w:hAnsi="Sarabun"/>
           <w:b/>
           <w:color w:val="1E3A8A"/>
-          <w:sz w:val="30"/>
+          <w:sz w:val="28"/>
         </w:rPr>
         <w:t>4. ระบบวิเคราะห์แนวโน้มสำหรับผู้ดูแลร้าน (Admin Analytics &amp; Insights)</w:t>
       </w:r>
@@ -623,6 +623,218 @@
           <w:sz w:val="21"/>
         </w:rPr>
         <w:t>พฤติกรรมลูกค้า: ลูกค้าที่มียอดซื้อสะสมสูงสุด (Top Spenders) และสัดส่วนสถานะออเดอร์ (สำเร็จ vs รอตรวจ vs ยกเลิก)</w:t>
+      </w:r>
+    </w:p>
+    <w:p>
+      <w:pPr>
+        <w:spacing w:before="280" w:after="120"/>
+        <w:jc w:val="center"/>
+      </w:pPr>
+      <w:r>
+        <w:drawing>
+          <wp:inline xmlns:a="http://schemas.openxmlformats.org/drawingml/2006/main" xmlns:pic="http://schemas.openxmlformats.org/drawingml/2006/picture">
+            <wp:extent cx="5303520" cy="2983230"/>
+            <wp:docPr id="1" name="Picture 1"/>
+            <wp:cNvGraphicFramePr>
+              <a:graphicFrameLocks noChangeAspect="1"/>
+            </wp:cNvGraphicFramePr>
+            <a:graphic>
+              <a:graphicData uri="http://schemas.openxmlformats.org/drawingml/2006/picture">
+                <pic:pic>
+                  <pic:nvPicPr>
+                    <pic:cNvPr id="0" name="Screenshot (334).png"/>
+                    <pic:cNvPicPr/>
+                  </pic:nvPicPr>
+                  <pic:blipFill>
+                    <a:blip r:embed="rId9"/>
+                    <a:stretch>
+                      <a:fillRect/>
+                    </a:stretch>
+                  </pic:blipFill>
+                  <pic:spPr>
+                    <a:xfrm>
+                      <a:off x="0" y="0"/>
+                      <a:ext cx="5303520" cy="2983230"/>
+                    </a:xfrm>
+                    <a:prstGeom prst="rect"/>
+                  </pic:spPr>
+                </pic:pic>
+              </a:graphicData>
+            </a:graphic>
+          </wp:inline>
+        </w:drawing>
+      </w:r>
+    </w:p>
+    <w:p>
+      <w:pPr>
+        <w:spacing w:after="120" w:line="300" w:lineRule="auto"/>
+      </w:pPr>
+      <w:r>
+        <w:rPr>
+          <w:rFonts w:ascii="Sarabun" w:hAnsi="Sarabun"/>
+          <w:color w:val="1E293B"/>
+          <w:sz w:val="22"/>
+        </w:rPr>
+        <w:t>&lt;br&gt;&lt;em&gt;ภาพประกอบที่ 1: หน้าต่างแคตตาล็อกหนังสือและการค้นหา E-Book หน้าร้าน&lt;/em&gt;</w:t>
+      </w:r>
+    </w:p>
+    <w:p>
+      <w:pPr>
+        <w:spacing w:before="280" w:after="120"/>
+        <w:jc w:val="center"/>
+      </w:pPr>
+      <w:r>
+        <w:drawing>
+          <wp:inline xmlns:a="http://schemas.openxmlformats.org/drawingml/2006/main" xmlns:pic="http://schemas.openxmlformats.org/drawingml/2006/picture">
+            <wp:extent cx="5303520" cy="2983230"/>
+            <wp:docPr id="2" name="Picture 2"/>
+            <wp:cNvGraphicFramePr>
+              <a:graphicFrameLocks noChangeAspect="1"/>
+            </wp:cNvGraphicFramePr>
+            <a:graphic>
+              <a:graphicData uri="http://schemas.openxmlformats.org/drawingml/2006/picture">
+                <pic:pic>
+                  <pic:nvPicPr>
+                    <pic:cNvPr id="0" name="Screenshot (337).png"/>
+                    <pic:cNvPicPr/>
+                  </pic:nvPicPr>
+                  <pic:blipFill>
+                    <a:blip r:embed="rId10"/>
+                    <a:stretch>
+                      <a:fillRect/>
+                    </a:stretch>
+                  </pic:blipFill>
+                  <pic:spPr>
+                    <a:xfrm>
+                      <a:off x="0" y="0"/>
+                      <a:ext cx="5303520" cy="2983230"/>
+                    </a:xfrm>
+                    <a:prstGeom prst="rect"/>
+                  </pic:spPr>
+                </pic:pic>
+              </a:graphicData>
+            </a:graphic>
+          </wp:inline>
+        </w:drawing>
+      </w:r>
+    </w:p>
+    <w:p>
+      <w:pPr>
+        <w:spacing w:after="120" w:line="300" w:lineRule="auto"/>
+      </w:pPr>
+      <w:r>
+        <w:rPr>
+          <w:rFonts w:ascii="Sarabun" w:hAnsi="Sarabun"/>
+          <w:color w:val="1E293B"/>
+          <w:sz w:val="22"/>
+        </w:rPr>
+        <w:t>&lt;br&gt;&lt;em&gt;ภาพประกอบที่ 2: หน้าต่างตะกร้าสินค้าและการคำนวณราคาสุทธิแบบ Real-Time&lt;/em&gt;</w:t>
+      </w:r>
+    </w:p>
+    <w:p>
+      <w:pPr>
+        <w:spacing w:before="280" w:after="120"/>
+        <w:jc w:val="center"/>
+      </w:pPr>
+      <w:r>
+        <w:drawing>
+          <wp:inline xmlns:a="http://schemas.openxmlformats.org/drawingml/2006/main" xmlns:pic="http://schemas.openxmlformats.org/drawingml/2006/picture">
+            <wp:extent cx="5303520" cy="2983230"/>
+            <wp:docPr id="3" name="Picture 3"/>
+            <wp:cNvGraphicFramePr>
+              <a:graphicFrameLocks noChangeAspect="1"/>
+            </wp:cNvGraphicFramePr>
+            <a:graphic>
+              <a:graphicData uri="http://schemas.openxmlformats.org/drawingml/2006/picture">
+                <pic:pic>
+                  <pic:nvPicPr>
+                    <pic:cNvPr id="0" name="Screenshot (338).png"/>
+                    <pic:cNvPicPr/>
+                  </pic:nvPicPr>
+                  <pic:blipFill>
+                    <a:blip r:embed="rId11"/>
+                    <a:stretch>
+                      <a:fillRect/>
+                    </a:stretch>
+                  </pic:blipFill>
+                  <pic:spPr>
+                    <a:xfrm>
+                      <a:off x="0" y="0"/>
+                      <a:ext cx="5303520" cy="2983230"/>
+                    </a:xfrm>
+                    <a:prstGeom prst="rect"/>
+                  </pic:spPr>
+                </pic:pic>
+              </a:graphicData>
+            </a:graphic>
+          </wp:inline>
+        </w:drawing>
+      </w:r>
+    </w:p>
+    <w:p>
+      <w:pPr>
+        <w:spacing w:after="120" w:line="300" w:lineRule="auto"/>
+      </w:pPr>
+      <w:r>
+        <w:rPr>
+          <w:rFonts w:ascii="Sarabun" w:hAnsi="Sarabun"/>
+          <w:color w:val="1E293B"/>
+          <w:sz w:val="22"/>
+        </w:rPr>
+        <w:t>&lt;br&gt;&lt;em&gt;ภาพประกอบที่ 3: หน้าต่างยืนยันการสั่งซื้อและชำระเงินจำลองผ่าน PromptPay QR และแนบสลิป&lt;/em&gt;</w:t>
+      </w:r>
+    </w:p>
+    <w:p>
+      <w:pPr>
+        <w:spacing w:before="280" w:after="120"/>
+        <w:jc w:val="center"/>
+      </w:pPr>
+      <w:r>
+        <w:drawing>
+          <wp:inline xmlns:a="http://schemas.openxmlformats.org/drawingml/2006/main" xmlns:pic="http://schemas.openxmlformats.org/drawingml/2006/picture">
+            <wp:extent cx="5303520" cy="2983230"/>
+            <wp:docPr id="4" name="Picture 4"/>
+            <wp:cNvGraphicFramePr>
+              <a:graphicFrameLocks noChangeAspect="1"/>
+            </wp:cNvGraphicFramePr>
+            <a:graphic>
+              <a:graphicData uri="http://schemas.openxmlformats.org/drawingml/2006/picture">
+                <pic:pic>
+                  <pic:nvPicPr>
+                    <pic:cNvPr id="0" name="Screenshot (339).png"/>
+                    <pic:cNvPicPr/>
+                  </pic:nvPicPr>
+                  <pic:blipFill>
+                    <a:blip r:embed="rId12"/>
+                    <a:stretch>
+                      <a:fillRect/>
+                    </a:stretch>
+                  </pic:blipFill>
+                  <pic:spPr>
+                    <a:xfrm>
+                      <a:off x="0" y="0"/>
+                      <a:ext cx="5303520" cy="2983230"/>
+                    </a:xfrm>
+                    <a:prstGeom prst="rect"/>
+                  </pic:spPr>
+                </pic:pic>
+              </a:graphicData>
+            </a:graphic>
+          </wp:inline>
+        </w:drawing>
+      </w:r>
+    </w:p>
+    <w:p>
+      <w:pPr>
+        <w:spacing w:after="120" w:line="300" w:lineRule="auto"/>
+      </w:pPr>
+      <w:r>
+        <w:rPr>
+          <w:rFonts w:ascii="Sarabun" w:hAnsi="Sarabun"/>
+          <w:color w:val="1E293B"/>
+          <w:sz w:val="22"/>
+        </w:rPr>
+        <w:t>&lt;br&gt;&lt;em&gt;ภาพประกอบที่ 4: แผงควบคุมหลักผู้ดูแลระบบ (Admin Dashboard) และสรุปยอดขายสดจากฐานข้อมูล&lt;/em&gt;</w:t>
       </w:r>
     </w:p>
     <w:sectPr>

--- a/docs/03_SYSTEM_FLOW_AND_SCENARIOS.docx
+++ b/docs/03_SYSTEM_FLOW_AND_SCENARIOS.docx
@@ -5,14 +5,16 @@
     <w:p>
       <w:pPr>
         <w:pStyle w:val="Heading1"/>
-        <w:spacing w:before="280" w:after="160"/>
+        <w:spacing w:before="280" w:after="120"/>
       </w:pPr>
       <w:r>
         <w:rPr>
-          <w:rFonts w:ascii="Sarabun" w:hAnsi="Sarabun"/>
+          <w:rFonts w:ascii="TH Sarabun New" w:hAnsi="TH Sarabun New"/>
           <w:b/>
+          <w:i w:val="0"/>
           <w:color w:val="0F172A"/>
-          <w:sz w:val="36"/>
+          <w:sz w:val="40"/>
+          <w:rFonts w:ascii="TH Sarabun New" w:hAnsi="TH Sarabun New" w:cs="TH Sarabun New"/>
         </w:rPr>
         <w:t>แผนภาพเส้นทางการทำงานและสถานการณ์โจทย์ (System Flow &amp; Scenarios)</w:t>
       </w:r>
@@ -20,56 +22,66 @@
     <w:p>
       <w:pPr>
         <w:pStyle w:val="Heading2"/>
-        <w:spacing w:before="240" w:after="120"/>
+        <w:spacing w:before="240" w:after="80"/>
       </w:pPr>
       <w:r>
         <w:rPr>
-          <w:rFonts w:ascii="Sarabun" w:hAnsi="Sarabun"/>
+          <w:rFonts w:ascii="TH Sarabun New" w:hAnsi="TH Sarabun New"/>
           <w:b/>
+          <w:i w:val="0"/>
           <w:color w:val="1E3A8A"/>
-          <w:sz w:val="28"/>
+          <w:sz w:val="36"/>
+          <w:rFonts w:ascii="TH Sarabun New" w:hAnsi="TH Sarabun New" w:cs="TH Sarabun New"/>
         </w:rPr>
         <w:t>โครงงาน: EBOOK_ONLINE (Mini Project Database ร้านขาย E-Book)</w:t>
       </w:r>
     </w:p>
     <w:p>
       <w:pPr>
-        <w:spacing w:after="120" w:line="300" w:lineRule="auto"/>
+        <w:spacing w:after="80" w:line="288" w:lineRule="auto"/>
       </w:pPr>
       <w:r>
         <w:rPr>
-          <w:rFonts w:ascii="Sarabun" w:hAnsi="Sarabun"/>
+          <w:rFonts w:ascii="TH Sarabun New" w:hAnsi="TH Sarabun New"/>
+          <w:b w:val="0"/>
+          <w:i w:val="0"/>
           <w:color w:val="1E293B"/>
-          <w:sz w:val="22"/>
+          <w:sz w:val="32"/>
+          <w:rFonts w:ascii="TH Sarabun New" w:hAnsi="TH Sarabun New" w:cs="TH Sarabun New"/>
         </w:rPr>
         <w:t xml:space="preserve">เอกสารนี้วิเคราะห์และแปลงโจทย์จาก </w:t>
       </w:r>
       <w:r>
         <w:rPr>
-          <w:rFonts w:ascii="Sarabun" w:hAnsi="Sarabun"/>
+          <w:rFonts w:ascii="TH Sarabun New" w:hAnsi="TH Sarabun New"/>
           <w:b/>
+          <w:i w:val="0"/>
           <w:color w:val="1E293B"/>
-          <w:sz w:val="22"/>
+          <w:sz w:val="32"/>
+          <w:rFonts w:ascii="TH Sarabun New" w:hAnsi="TH Sarabun New" w:cs="TH Sarabun New"/>
         </w:rPr>
         <w:t>ข้อ 1. สถานการณ์โจทย์</w:t>
       </w:r>
       <w:r>
         <w:rPr>
-          <w:rFonts w:ascii="Sarabun" w:hAnsi="Sarabun"/>
+          <w:rFonts w:ascii="TH Sarabun New" w:hAnsi="TH Sarabun New"/>
+          <w:b w:val="0"/>
+          <w:i w:val="0"/>
           <w:color w:val="1E293B"/>
-          <w:sz w:val="22"/>
+          <w:sz w:val="32"/>
+          <w:rFonts w:ascii="TH Sarabun New" w:hAnsi="TH Sarabun New" w:cs="TH Sarabun New"/>
         </w:rPr>
         <w:t xml:space="preserve"> ของใบงาน ให้เป็นกระบวนการทำงานจริงของระบบ (Business Logic &amp; System Flow)</w:t>
       </w:r>
     </w:p>
     <w:p>
       <w:pPr>
-        <w:spacing w:before="120" w:after="120"/>
+        <w:spacing w:before="80" w:after="80"/>
       </w:pPr>
       <w:r>
         <w:rPr>
           <w:color w:val="CBD5E1"/>
-          <w:sz w:val="18"/>
+          <w:sz w:val="16"/>
         </w:rPr>
         <w:t>__________________________________________________________________________</w:t>
       </w:r>
@@ -77,27 +89,32 @@
     <w:p>
       <w:pPr>
         <w:pStyle w:val="Heading2"/>
-        <w:spacing w:before="240" w:after="120"/>
+        <w:spacing w:before="240" w:after="80"/>
       </w:pPr>
       <w:r>
         <w:rPr>
-          <w:rFonts w:ascii="Sarabun" w:hAnsi="Sarabun"/>
+          <w:rFonts w:ascii="TH Sarabun New" w:hAnsi="TH Sarabun New"/>
           <w:b/>
+          <w:i w:val="0"/>
           <w:color w:val="1E3A8A"/>
-          <w:sz w:val="28"/>
+          <w:sz w:val="36"/>
+          <w:rFonts w:ascii="TH Sarabun New" w:hAnsi="TH Sarabun New" w:cs="TH Sarabun New"/>
         </w:rPr>
         <w:t>1. การวิเคราะห์ตัวละครและบทบาท (Actors &amp; Roles)</w:t>
       </w:r>
     </w:p>
     <w:p>
       <w:pPr>
-        <w:spacing w:after="120" w:line="300" w:lineRule="auto"/>
+        <w:spacing w:after="80" w:line="288" w:lineRule="auto"/>
       </w:pPr>
       <w:r>
         <w:rPr>
-          <w:rFonts w:ascii="Sarabun" w:hAnsi="Sarabun"/>
+          <w:rFonts w:ascii="TH Sarabun New" w:hAnsi="TH Sarabun New"/>
+          <w:b w:val="0"/>
+          <w:i w:val="0"/>
           <w:color w:val="1E293B"/>
-          <w:sz w:val="22"/>
+          <w:sz w:val="32"/>
+          <w:rFonts w:ascii="TH Sarabun New" w:hAnsi="TH Sarabun New" w:cs="TH Sarabun New"/>
         </w:rPr>
         <w:t>ตามสถานการณ์โจทย์ มี 2 ตัวละครหลักที่มีปฏิสัมพันธ์กับฐานข้อมูล:</w:t>
       </w:r>
@@ -117,10 +134,10 @@
             <w:tcW w:type="dxa" w:w="9360"/>
             <w:shd w:fill="0F172A"/>
             <w:tcMar>
-              <w:top w:w="140" w:type="dxa"/>
-              <w:bottom w:w="140" w:type="dxa"/>
-              <w:left w:w="200" w:type="dxa"/>
-              <w:right w:w="200" w:type="dxa"/>
+              <w:top w:w="120" w:type="dxa"/>
+              <w:bottom w:w="120" w:type="dxa"/>
+              <w:left w:w="180" w:type="dxa"/>
+              <w:right w:w="180" w:type="dxa"/>
             </w:tcMar>
           </w:tcPr>
           <w:p>
@@ -131,7 +148,7 @@
               <w:rPr>
                 <w:rFonts w:ascii="Consolas" w:hAnsi="Consolas"/>
                 <w:color w:val="F1F5F9"/>
-                <w:sz w:val="18"/>
+                <w:sz w:val="20"/>
               </w:rPr>
               <w:t>[ ลูกค้า (Customer) ]                                  [ ผู้ดูแลร้าน (Admin) ]</w:t>
               <w:br/>
@@ -155,17 +172,17 @@
     </w:tbl>
     <w:p>
       <w:pPr>
-        <w:spacing w:after="120"/>
+        <w:spacing w:after="80"/>
       </w:pPr>
     </w:p>
     <w:p>
       <w:pPr>
-        <w:spacing w:before="120" w:after="120"/>
+        <w:spacing w:before="80" w:after="80"/>
       </w:pPr>
       <w:r>
         <w:rPr>
           <w:color w:val="CBD5E1"/>
-          <w:sz w:val="18"/>
+          <w:sz w:val="16"/>
         </w:rPr>
         <w:t>__________________________________________________________________________</w:t>
       </w:r>
@@ -173,14 +190,16 @@
     <w:p>
       <w:pPr>
         <w:pStyle w:val="Heading2"/>
-        <w:spacing w:before="240" w:after="120"/>
+        <w:spacing w:before="240" w:after="80"/>
       </w:pPr>
       <w:r>
         <w:rPr>
-          <w:rFonts w:ascii="Sarabun" w:hAnsi="Sarabun"/>
+          <w:rFonts w:ascii="TH Sarabun New" w:hAnsi="TH Sarabun New"/>
           <w:b/>
+          <w:i w:val="0"/>
           <w:color w:val="1E3A8A"/>
-          <w:sz w:val="28"/>
+          <w:sz w:val="36"/>
+          <w:rFonts w:ascii="TH Sarabun New" w:hAnsi="TH Sarabun New" w:cs="TH Sarabun New"/>
         </w:rPr>
         <w:t>2. แผนภาพเส้นทางการสั่งซื้อจนถึงดาวน์โหลด (Customer to Admin Flow)</w:t>
       </w:r>
@@ -200,10 +219,10 @@
             <w:tcW w:type="dxa" w:w="9360"/>
             <w:shd w:fill="0F172A"/>
             <w:tcMar>
-              <w:top w:w="140" w:type="dxa"/>
-              <w:bottom w:w="140" w:type="dxa"/>
-              <w:left w:w="200" w:type="dxa"/>
-              <w:right w:w="200" w:type="dxa"/>
+              <w:top w:w="120" w:type="dxa"/>
+              <w:bottom w:w="120" w:type="dxa"/>
+              <w:left w:w="180" w:type="dxa"/>
+              <w:right w:w="180" w:type="dxa"/>
             </w:tcMar>
           </w:tcPr>
           <w:p>
@@ -214,7 +233,7 @@
               <w:rPr>
                 <w:rFonts w:ascii="Consolas" w:hAnsi="Consolas"/>
                 <w:color w:val="F1F5F9"/>
-                <w:sz w:val="18"/>
+                <w:sz w:val="20"/>
               </w:rPr>
               <w:t>sequenceDiagram</w:t>
               <w:br/>
@@ -307,17 +326,17 @@
     </w:tbl>
     <w:p>
       <w:pPr>
-        <w:spacing w:after="120"/>
+        <w:spacing w:after="80"/>
       </w:pPr>
     </w:p>
     <w:p>
       <w:pPr>
-        <w:spacing w:before="120" w:after="120"/>
+        <w:spacing w:before="80" w:after="80"/>
       </w:pPr>
       <w:r>
         <w:rPr>
           <w:color w:val="CBD5E1"/>
-          <w:sz w:val="18"/>
+          <w:sz w:val="16"/>
         </w:rPr>
         <w:t>__________________________________________________________________________</w:t>
       </w:r>
@@ -325,27 +344,32 @@
     <w:p>
       <w:pPr>
         <w:pStyle w:val="Heading2"/>
-        <w:spacing w:before="240" w:after="120"/>
+        <w:spacing w:before="240" w:after="80"/>
       </w:pPr>
       <w:r>
         <w:rPr>
-          <w:rFonts w:ascii="Sarabun" w:hAnsi="Sarabun"/>
+          <w:rFonts w:ascii="TH Sarabun New" w:hAnsi="TH Sarabun New"/>
           <w:b/>
+          <w:i w:val="0"/>
           <w:color w:val="1E3A8A"/>
-          <w:sz w:val="28"/>
+          <w:sz w:val="36"/>
+          <w:rFonts w:ascii="TH Sarabun New" w:hAnsi="TH Sarabun New" w:cs="TH Sarabun New"/>
         </w:rPr>
         <w:t>3. วงจรสถานะคำสั่งซื้อและเงื่อนไขความปลอดภัย (Order Lifecycle &amp; Access Gate)</w:t>
       </w:r>
     </w:p>
     <w:p>
       <w:pPr>
-        <w:spacing w:after="120" w:line="300" w:lineRule="auto"/>
+        <w:spacing w:after="80" w:line="288" w:lineRule="auto"/>
       </w:pPr>
       <w:r>
         <w:rPr>
-          <w:rFonts w:ascii="Sarabun" w:hAnsi="Sarabun"/>
+          <w:rFonts w:ascii="TH Sarabun New" w:hAnsi="TH Sarabun New"/>
+          <w:b w:val="0"/>
+          <w:i w:val="0"/>
           <w:color w:val="1E293B"/>
-          <w:sz w:val="22"/>
+          <w:sz w:val="32"/>
+          <w:rFonts w:ascii="TH Sarabun New" w:hAnsi="TH Sarabun New" w:cs="TH Sarabun New"/>
         </w:rPr>
         <w:t>สถานะของคำสั่งซื้อในตาราง `orders` และ `payments` จะเป็นตัวควบคุมสิทธิ์การเข้าถึงข้อมูลตามเงื่อนไขโจทย์:</w:t>
       </w:r>
@@ -365,10 +389,10 @@
             <w:tcW w:type="dxa" w:w="9360"/>
             <w:shd w:fill="0F172A"/>
             <w:tcMar>
-              <w:top w:w="140" w:type="dxa"/>
-              <w:bottom w:w="140" w:type="dxa"/>
-              <w:left w:w="200" w:type="dxa"/>
-              <w:right w:w="200" w:type="dxa"/>
+              <w:top w:w="120" w:type="dxa"/>
+              <w:bottom w:w="120" w:type="dxa"/>
+              <w:left w:w="180" w:type="dxa"/>
+              <w:right w:w="180" w:type="dxa"/>
             </w:tcMar>
           </w:tcPr>
           <w:p>
@@ -379,7 +403,7 @@
               <w:rPr>
                 <w:rFonts w:ascii="Consolas" w:hAnsi="Consolas"/>
                 <w:color w:val="F1F5F9"/>
-                <w:sz w:val="18"/>
+                <w:sz w:val="20"/>
               </w:rPr>
               <w:t>stateDiagram-v2</w:t>
               <w:br/>
@@ -427,7 +451,7 @@
     </w:tbl>
     <w:p>
       <w:pPr>
-        <w:spacing w:after="120"/>
+        <w:spacing w:after="80"/>
       </w:pPr>
     </w:p>
     <w:p>
@@ -437,10 +461,12 @@
       </w:pPr>
       <w:r>
         <w:rPr>
-          <w:rFonts w:ascii="Sarabun" w:hAnsi="Sarabun"/>
+          <w:rFonts w:ascii="TH Sarabun New" w:hAnsi="TH Sarabun New"/>
           <w:b/>
+          <w:i w:val="0"/>
           <w:color w:val="256333"/>
-          <w:sz w:val="26"/>
+          <w:sz w:val="32"/>
+          <w:rFonts w:ascii="TH Sarabun New" w:hAnsi="TH Sarabun New" w:cs="TH Sarabun New"/>
         </w:rPr>
         <w:t>กฎข้อห้ามเด็ดขาด (Security Rule)</w:t>
       </w:r>
@@ -460,10 +486,10 @@
             <w:tcW w:type="dxa" w:w="9360"/>
             <w:shd w:fill="EFF6FF"/>
             <w:tcMar>
-              <w:top w:w="100" w:type="dxa"/>
-              <w:bottom w:w="100" w:type="dxa"/>
-              <w:left w:w="150" w:type="dxa"/>
-              <w:right w:w="150" w:type="dxa"/>
+              <w:top w:w="80" w:type="dxa"/>
+              <w:bottom w:w="80" w:type="dxa"/>
+              <w:left w:w="140" w:type="dxa"/>
+              <w:right w:w="140" w:type="dxa"/>
             </w:tcMar>
           </w:tcPr>
           <w:p>
@@ -472,9 +498,12 @@
             </w:pPr>
             <w:r>
               <w:rPr>
-                <w:rFonts w:ascii="Sarabun" w:hAnsi="Sarabun"/>
+                <w:rFonts w:ascii="TH Sarabun New" w:hAnsi="TH Sarabun New"/>
+                <w:b w:val="0"/>
+                <w:i w:val="0"/>
                 <w:color w:val="1E3A8A"/>
-                <w:sz w:val="20"/>
+                <w:sz w:val="30"/>
+                <w:rFonts w:ascii="TH Sarabun New" w:hAnsi="TH Sarabun New" w:cs="TH Sarabun New"/>
               </w:rPr>
               <w:t>ระบบต้องไม่เปิดเผย Direct URL ของไฟล์ E-Book และ ต้องไม่เปิดลิงก์ของหนังสือที่ลูกค้ายังไม่ได้ซื้อ หรือคำสั่งซื้อยังไม่ยืนยัน โดยทุกครั้งที่เรียกโหลดไฟล์ ต้องผ่านตัวกรอง:</w:t>
             </w:r>
@@ -502,10 +531,10 @@
             <w:tcW w:type="dxa" w:w="9360"/>
             <w:shd w:fill="EFF6FF"/>
             <w:tcMar>
-              <w:top w:w="100" w:type="dxa"/>
-              <w:bottom w:w="100" w:type="dxa"/>
-              <w:left w:w="150" w:type="dxa"/>
-              <w:right w:w="150" w:type="dxa"/>
+              <w:top w:w="80" w:type="dxa"/>
+              <w:bottom w:w="80" w:type="dxa"/>
+              <w:left w:w="140" w:type="dxa"/>
+              <w:right w:w="140" w:type="dxa"/>
             </w:tcMar>
           </w:tcPr>
           <w:p>
@@ -514,9 +543,12 @@
             </w:pPr>
             <w:r>
               <w:rPr>
-                <w:rFonts w:ascii="Sarabun" w:hAnsi="Sarabun"/>
+                <w:rFonts w:ascii="TH Sarabun New" w:hAnsi="TH Sarabun New"/>
+                <w:b w:val="0"/>
+                <w:i w:val="0"/>
                 <w:color w:val="1E3A8A"/>
-                <w:sz w:val="20"/>
+                <w:sz w:val="30"/>
+                <w:rFonts w:ascii="TH Sarabun New" w:hAnsi="TH Sarabun New" w:cs="TH Sarabun New"/>
               </w:rPr>
               <w:t>`WHERE orders.status = 'confirmed' AND payments.payment_status = 'verified'`</w:t>
             </w:r>
@@ -531,12 +563,12 @@
     </w:p>
     <w:p>
       <w:pPr>
-        <w:spacing w:before="120" w:after="120"/>
+        <w:spacing w:before="80" w:after="80"/>
       </w:pPr>
       <w:r>
         <w:rPr>
           <w:color w:val="CBD5E1"/>
-          <w:sz w:val="18"/>
+          <w:sz w:val="16"/>
         </w:rPr>
         <w:t>__________________________________________________________________________</w:t>
       </w:r>
@@ -544,27 +576,32 @@
     <w:p>
       <w:pPr>
         <w:pStyle w:val="Heading2"/>
-        <w:spacing w:before="240" w:after="120"/>
+        <w:spacing w:before="240" w:after="80"/>
       </w:pPr>
       <w:r>
         <w:rPr>
-          <w:rFonts w:ascii="Sarabun" w:hAnsi="Sarabun"/>
+          <w:rFonts w:ascii="TH Sarabun New" w:hAnsi="TH Sarabun New"/>
           <w:b/>
+          <w:i w:val="0"/>
           <w:color w:val="1E3A8A"/>
-          <w:sz w:val="28"/>
+          <w:sz w:val="36"/>
+          <w:rFonts w:ascii="TH Sarabun New" w:hAnsi="TH Sarabun New" w:cs="TH Sarabun New"/>
         </w:rPr>
         <w:t>4. ระบบวิเคราะห์แนวโน้มสำหรับผู้ดูแลร้าน (Admin Analytics &amp; Insights)</w:t>
       </w:r>
     </w:p>
     <w:p>
       <w:pPr>
-        <w:spacing w:after="120" w:line="300" w:lineRule="auto"/>
+        <w:spacing w:after="80" w:line="288" w:lineRule="auto"/>
       </w:pPr>
       <w:r>
         <w:rPr>
-          <w:rFonts w:ascii="Sarabun" w:hAnsi="Sarabun"/>
+          <w:rFonts w:ascii="TH Sarabun New" w:hAnsi="TH Sarabun New"/>
+          <w:b w:val="0"/>
+          <w:i w:val="0"/>
           <w:color w:val="1E293B"/>
-          <w:sz w:val="22"/>
+          <w:sz w:val="32"/>
+          <w:rFonts w:ascii="TH Sarabun New" w:hAnsi="TH Sarabun New" w:cs="TH Sarabun New"/>
         </w:rPr>
         <w:t>ตามโจทย์ *"ผู้ดูแลต้องติดตามการขายและวิเคราะห์แนวโน้มจากข้อมูลในฐานข้อมูลได้"* ระบบจัดเตรียมหน้า Dashboard เชื่อมโยงกับ 4 คำถามทางธุรกิจ:</w:t>
       </w:r>
@@ -572,13 +609,16 @@
     <w:p>
       <w:pPr>
         <w:pStyle w:val="ListNumber"/>
-        <w:spacing w:after="60"/>
+        <w:spacing w:after="40"/>
       </w:pPr>
       <w:r>
         <w:rPr>
-          <w:rFonts w:ascii="Sarabun" w:hAnsi="Sarabun"/>
+          <w:rFonts w:ascii="TH Sarabun New" w:hAnsi="TH Sarabun New"/>
+          <w:b w:val="0"/>
+          <w:i w:val="0"/>
           <w:color w:val="1E293B"/>
-          <w:sz w:val="21"/>
+          <w:sz w:val="32"/>
+          <w:rFonts w:ascii="TH Sarabun New" w:hAnsi="TH Sarabun New" w:cs="TH Sarabun New"/>
         </w:rPr>
         <w:t>แนวโน้มรายได้และจำนวนออเดอร์: กราฟยอดขายเปรียบเทียบตามวันและเดือน ดูอัตราการเติบโต</w:t>
       </w:r>
@@ -586,13 +626,16 @@
     <w:p>
       <w:pPr>
         <w:pStyle w:val="ListNumber"/>
-        <w:spacing w:after="60"/>
+        <w:spacing w:after="40"/>
       </w:pPr>
       <w:r>
         <w:rPr>
-          <w:rFonts w:ascii="Sarabun" w:hAnsi="Sarabun"/>
+          <w:rFonts w:ascii="TH Sarabun New" w:hAnsi="TH Sarabun New"/>
+          <w:b w:val="0"/>
+          <w:i w:val="0"/>
           <w:color w:val="1E293B"/>
-          <w:sz w:val="21"/>
+          <w:sz w:val="32"/>
+          <w:rFonts w:ascii="TH Sarabun New" w:hAnsi="TH Sarabun New" w:cs="TH Sarabun New"/>
         </w:rPr>
         <w:t>สินค้าขายดีติดอันดับ: Top 5 หรือ Top 10 เล่มที่ทำยอดขายสูงสุด เพื่อใช้วางแผนโปรโมชัน</w:t>
       </w:r>
@@ -600,13 +643,16 @@
     <w:p>
       <w:pPr>
         <w:pStyle w:val="ListNumber"/>
-        <w:spacing w:after="60"/>
+        <w:spacing w:after="40"/>
       </w:pPr>
       <w:r>
         <w:rPr>
-          <w:rFonts w:ascii="Sarabun" w:hAnsi="Sarabun"/>
+          <w:rFonts w:ascii="TH Sarabun New" w:hAnsi="TH Sarabun New"/>
+          <w:b w:val="0"/>
+          <w:i w:val="0"/>
           <w:color w:val="1E293B"/>
-          <w:sz w:val="21"/>
+          <w:sz w:val="32"/>
+          <w:rFonts w:ascii="TH Sarabun New" w:hAnsi="TH Sarabun New" w:cs="TH Sarabun New"/>
         </w:rPr>
         <w:t>หมวดหมู่ทำเงินสูงสุด: สัดส่วนยอดขายแบ่งตามหมวดหมู่ (กราฟวงกลม/แท่ง)</w:t>
       </w:r>
@@ -614,20 +660,23 @@
     <w:p>
       <w:pPr>
         <w:pStyle w:val="ListNumber"/>
-        <w:spacing w:after="60"/>
+        <w:spacing w:after="40"/>
       </w:pPr>
       <w:r>
         <w:rPr>
-          <w:rFonts w:ascii="Sarabun" w:hAnsi="Sarabun"/>
+          <w:rFonts w:ascii="TH Sarabun New" w:hAnsi="TH Sarabun New"/>
+          <w:b w:val="0"/>
+          <w:i w:val="0"/>
           <w:color w:val="1E293B"/>
-          <w:sz w:val="21"/>
+          <w:sz w:val="32"/>
+          <w:rFonts w:ascii="TH Sarabun New" w:hAnsi="TH Sarabun New" w:cs="TH Sarabun New"/>
         </w:rPr>
         <w:t>พฤติกรรมลูกค้า: ลูกค้าที่มียอดซื้อสะสมสูงสุด (Top Spenders) และสัดส่วนสถานะออเดอร์ (สำเร็จ vs รอตรวจ vs ยกเลิก)</w:t>
       </w:r>
     </w:p>
     <w:p>
       <w:pPr>
-        <w:spacing w:before="280" w:after="120"/>
+        <w:spacing w:before="240" w:after="80"/>
         <w:jc w:val="center"/>
       </w:pPr>
       <w:r>
@@ -667,20 +716,24 @@
     </w:p>
     <w:p>
       <w:pPr>
-        <w:spacing w:after="120" w:line="300" w:lineRule="auto"/>
+        <w:spacing w:before="40" w:after="200"/>
+        <w:jc w:val="center"/>
       </w:pPr>
       <w:r>
         <w:rPr>
-          <w:rFonts w:ascii="Sarabun" w:hAnsi="Sarabun"/>
-          <w:color w:val="1E293B"/>
-          <w:sz w:val="22"/>
+          <w:rFonts w:ascii="TH Sarabun New" w:hAnsi="TH Sarabun New"/>
+          <w:b w:val="0"/>
+          <w:i/>
+          <w:color w:val="64748B"/>
+          <w:sz w:val="27"/>
+          <w:rFonts w:ascii="TH Sarabun New" w:hAnsi="TH Sarabun New" w:cs="TH Sarabun New"/>
         </w:rPr>
-        <w:t>&lt;br&gt;&lt;em&gt;ภาพประกอบที่ 1: หน้าต่างแคตตาล็อกหนังสือและการค้นหา E-Book หน้าร้าน&lt;/em&gt;</w:t>
+        <w:t>ภาพประกอบที่ 1: หน้าต่างแคตตาล็อกหนังสือและการค้นหา E-Book หน้าร้าน</w:t>
       </w:r>
     </w:p>
     <w:p>
       <w:pPr>
-        <w:spacing w:before="280" w:after="120"/>
+        <w:spacing w:before="240" w:after="80"/>
         <w:jc w:val="center"/>
       </w:pPr>
       <w:r>
@@ -720,20 +773,24 @@
     </w:p>
     <w:p>
       <w:pPr>
-        <w:spacing w:after="120" w:line="300" w:lineRule="auto"/>
+        <w:spacing w:before="40" w:after="200"/>
+        <w:jc w:val="center"/>
       </w:pPr>
       <w:r>
         <w:rPr>
-          <w:rFonts w:ascii="Sarabun" w:hAnsi="Sarabun"/>
-          <w:color w:val="1E293B"/>
-          <w:sz w:val="22"/>
+          <w:rFonts w:ascii="TH Sarabun New" w:hAnsi="TH Sarabun New"/>
+          <w:b w:val="0"/>
+          <w:i/>
+          <w:color w:val="64748B"/>
+          <w:sz w:val="27"/>
+          <w:rFonts w:ascii="TH Sarabun New" w:hAnsi="TH Sarabun New" w:cs="TH Sarabun New"/>
         </w:rPr>
-        <w:t>&lt;br&gt;&lt;em&gt;ภาพประกอบที่ 2: หน้าต่างตะกร้าสินค้าและการคำนวณราคาสุทธิแบบ Real-Time&lt;/em&gt;</w:t>
+        <w:t>ภาพประกอบที่ 2: หน้าต่างตะกร้าสินค้าและการคำนวณราคาสุทธิแบบ Real-Time</w:t>
       </w:r>
     </w:p>
     <w:p>
       <w:pPr>
-        <w:spacing w:before="280" w:after="120"/>
+        <w:spacing w:before="240" w:after="80"/>
         <w:jc w:val="center"/>
       </w:pPr>
       <w:r>
@@ -773,20 +830,24 @@
     </w:p>
     <w:p>
       <w:pPr>
-        <w:spacing w:after="120" w:line="300" w:lineRule="auto"/>
+        <w:spacing w:before="40" w:after="200"/>
+        <w:jc w:val="center"/>
       </w:pPr>
       <w:r>
         <w:rPr>
-          <w:rFonts w:ascii="Sarabun" w:hAnsi="Sarabun"/>
-          <w:color w:val="1E293B"/>
-          <w:sz w:val="22"/>
+          <w:rFonts w:ascii="TH Sarabun New" w:hAnsi="TH Sarabun New"/>
+          <w:b w:val="0"/>
+          <w:i/>
+          <w:color w:val="64748B"/>
+          <w:sz w:val="27"/>
+          <w:rFonts w:ascii="TH Sarabun New" w:hAnsi="TH Sarabun New" w:cs="TH Sarabun New"/>
         </w:rPr>
-        <w:t>&lt;br&gt;&lt;em&gt;ภาพประกอบที่ 3: หน้าต่างยืนยันการสั่งซื้อและชำระเงินจำลองผ่าน PromptPay QR และแนบสลิป&lt;/em&gt;</w:t>
+        <w:t>ภาพประกอบที่ 3: หน้าต่างยืนยันการสั่งซื้อและชำระเงินจำลองผ่าน PromptPay QR และแนบสลิป</w:t>
       </w:r>
     </w:p>
     <w:p>
       <w:pPr>
-        <w:spacing w:before="280" w:after="120"/>
+        <w:spacing w:before="240" w:after="80"/>
         <w:jc w:val="center"/>
       </w:pPr>
       <w:r>
@@ -826,15 +887,19 @@
     </w:p>
     <w:p>
       <w:pPr>
-        <w:spacing w:after="120" w:line="300" w:lineRule="auto"/>
+        <w:spacing w:before="40" w:after="200"/>
+        <w:jc w:val="center"/>
       </w:pPr>
       <w:r>
         <w:rPr>
-          <w:rFonts w:ascii="Sarabun" w:hAnsi="Sarabun"/>
-          <w:color w:val="1E293B"/>
-          <w:sz w:val="22"/>
+          <w:rFonts w:ascii="TH Sarabun New" w:hAnsi="TH Sarabun New"/>
+          <w:b w:val="0"/>
+          <w:i/>
+          <w:color w:val="64748B"/>
+          <w:sz w:val="27"/>
+          <w:rFonts w:ascii="TH Sarabun New" w:hAnsi="TH Sarabun New" w:cs="TH Sarabun New"/>
         </w:rPr>
-        <w:t>&lt;br&gt;&lt;em&gt;ภาพประกอบที่ 4: แผงควบคุมหลักผู้ดูแลระบบ (Admin Dashboard) และสรุปยอดขายสดจากฐานข้อมูล&lt;/em&gt;</w:t>
+        <w:t>ภาพประกอบที่ 4: แผงควบคุมหลักผู้ดูแลระบบ (Admin Dashboard) และสรุปยอดขายสดจากฐานข้อมูล</w:t>
       </w:r>
     </w:p>
     <w:sectPr>

--- a/docs/03_SYSTEM_FLOW_AND_SCENARIOS.docx
+++ b/docs/03_SYSTEM_FLOW_AND_SCENARIOS.docx
@@ -691,7 +691,7 @@
               <a:graphicData uri="http://schemas.openxmlformats.org/drawingml/2006/picture">
                 <pic:pic>
                   <pic:nvPicPr>
-                    <pic:cNvPr id="0" name="Screenshot (334).png"/>
+                    <pic:cNvPr id="0" name="Screenshot (373).png"/>
                     <pic:cNvPicPr/>
                   </pic:nvPicPr>
                   <pic:blipFill>
@@ -728,7 +728,7 @@
           <w:sz w:val="27"/>
           <w:rFonts w:ascii="TH Sarabun New" w:hAnsi="TH Sarabun New" w:cs="TH Sarabun New"/>
         </w:rPr>
-        <w:t>ภาพประกอบที่ 1: หน้าต่างแคตตาล็อกหนังสือและการค้นหา E-Book หน้าร้าน</w:t>
+        <w:t>ภาพประกอบที่ 1: หน้าต่างแคตตาล็อกหนังสือและการค้นหา E-Book หน้าร้าน (Storefront Catalog)</w:t>
       </w:r>
     </w:p>
     <w:p>
@@ -748,7 +748,7 @@
               <a:graphicData uri="http://schemas.openxmlformats.org/drawingml/2006/picture">
                 <pic:pic>
                   <pic:nvPicPr>
-                    <pic:cNvPr id="0" name="Screenshot (337).png"/>
+                    <pic:cNvPr id="0" name="Screenshot (374).png"/>
                     <pic:cNvPicPr/>
                   </pic:nvPicPr>
                   <pic:blipFill>
@@ -785,7 +785,7 @@
           <w:sz w:val="27"/>
           <w:rFonts w:ascii="TH Sarabun New" w:hAnsi="TH Sarabun New" w:cs="TH Sarabun New"/>
         </w:rPr>
-        <w:t>ภาพประกอบที่ 2: หน้าต่างตะกร้าสินค้าและการคำนวณราคาสุทธิแบบ Real-Time</w:t>
+        <w:t>ภาพประกอบที่ 2: หน้าต่างตะกร้าสินค้าและการคำนวณราคาสุทธิแบบ Real-Time (Shopping Cart Drawer)</w:t>
       </w:r>
     </w:p>
     <w:p>
@@ -805,7 +805,7 @@
               <a:graphicData uri="http://schemas.openxmlformats.org/drawingml/2006/picture">
                 <pic:pic>
                   <pic:nvPicPr>
-                    <pic:cNvPr id="0" name="Screenshot (338).png"/>
+                    <pic:cNvPr id="0" name="Screenshot (375).png"/>
                     <pic:cNvPicPr/>
                   </pic:nvPicPr>
                   <pic:blipFill>
@@ -842,7 +842,7 @@
           <w:sz w:val="27"/>
           <w:rFonts w:ascii="TH Sarabun New" w:hAnsi="TH Sarabun New" w:cs="TH Sarabun New"/>
         </w:rPr>
-        <w:t>ภาพประกอบที่ 3: หน้าต่างยืนยันการสั่งซื้อและชำระเงินจำลองผ่าน PromptPay QR และแนบสลิป</w:t>
+        <w:t>ภาพประกอบที่ 3: หน้าต่างประวัติคำสั่งซื้อ การควบคุมสิทธิ์ และปุ่มดาวน์โหลด E-Book ปลอดภัย</w:t>
       </w:r>
     </w:p>
     <w:p>
@@ -862,7 +862,7 @@
               <a:graphicData uri="http://schemas.openxmlformats.org/drawingml/2006/picture">
                 <pic:pic>
                   <pic:nvPicPr>
-                    <pic:cNvPr id="0" name="Screenshot (339).png"/>
+                    <pic:cNvPr id="0" name="Screenshot (376).png"/>
                     <pic:cNvPicPr/>
                   </pic:nvPicPr>
                   <pic:blipFill>
